--- a/Reports/Ausbildungsnachweis 14.09.26 - 18.09.26.docx
+++ b/Reports/Ausbildungsnachweis 14.09.26 - 18.09.26.docx
@@ -489,7 +489,7 @@
                 <w:sz w:val="18"/>
                 <w:szCs w:val="18"/>
               </w:rPr>
-              <w:t xml:space="preserve">14.09.2026</w:t>
+              <w:t xml:space="preserve">21.09.2026</w:t>
             </w:r>
             <w:r>
               <w:rPr>
@@ -583,7 +583,7 @@
                 <w:rFonts w:cs="Arial"/>
                 <w:sz w:val="20"/>
               </w:rPr>
-              <w:t xml:space="preserve">18.09.2026</w:t>
+              <w:t xml:space="preserve">25.09.2026</w:t>
             </w:r>
             <w:r>
               <w:rPr>
@@ -929,19 +929,13 @@
               <w:pBdr/>
               <w:spacing w:line="260" w:lineRule="exact"/>
               <w:ind w:firstLine="0" w:left="0"/>
-              <w:rPr>
-                <w:highlight w:val="none"/>
-              </w:rPr>
+              <w:rPr/>
             </w:pPr>
             <w:r>
               <w:rPr>
                 <w:highlight w:val="none"/>
               </w:rPr>
-              <w:t xml:space="preserve">Internet Protokolle.</w:t>
-              <w:br/>
-              <w:t xml:space="preserve">Projekt Management.</w:t>
-              <w:br/>
-              <w:t xml:space="preserve">- Anforderungen. </w:t>
+              <w:t xml:space="preserve">I</w:t>
             </w:r>
             <w:r>
               <w:rPr>
@@ -952,7 +946,24 @@
               <w:rPr>
                 <w:highlight w:val="none"/>
               </w:rPr>
+              <w:t xml:space="preserve">Theorieunterricht DB SQL: Einführung in Datenbanken und SQL</w:t>
             </w:r>
+            <w:r/>
+          </w:p>
+          <w:p>
+            <w:pPr>
+              <w:pBdr/>
+              <w:spacing w:line="260" w:lineRule="exact"/>
+              <w:ind w:firstLine="0" w:left="0"/>
+              <w:rPr/>
+            </w:pPr>
+            <w:r>
+              <w:rPr>
+                <w:highlight w:val="none"/>
+              </w:rPr>
+              <w:t xml:space="preserve">Theorieunterricht PQM: Arten von Projekten, Proxxmox/KVM, Multi Container-Setup, Wordpress Plugin</w:t>
+            </w:r>
+            <w:r/>
           </w:p>
           <w:p>
             <w:pPr>
@@ -967,8 +978,9 @@
               <w:rPr>
                 <w:highlight w:val="none"/>
               </w:rPr>
-              <w:t xml:space="preserve">WiSO</w:t>
+              <w:t xml:space="preserve">Praxisunterricht: My sql SELECT, DISTINCT, FROM</w:t>
             </w:r>
+            <w:r/>
             <w:r>
               <w:rPr>
                 <w:highlight w:val="none"/>
@@ -979,43 +991,7 @@
                 <w:highlight w:val="none"/>
               </w:rPr>
             </w:r>
-          </w:p>
-          <w:p>
-            <w:pPr>
-              <w:pStyle w:val="908"/>
-              <w:numPr>
-                <w:ilvl w:val="0"/>
-                <w:numId w:val="10"/>
-              </w:numPr>
-              <w:pBdr/>
-              <w:spacing w:line="260" w:lineRule="exact"/>
-              <w:ind/>
-              <w:rPr>
-                <w:rFonts w:cs="Arial"/>
-                <w:sz w:val="20"/>
-                <w:szCs w:val="20"/>
-              </w:rPr>
-            </w:pPr>
-            <w:r>
-              <w:rPr>
-                <w:highlight w:val="none"/>
-              </w:rPr>
-              <w:t xml:space="preserve">Marktformen. Markt-Eingriffe.</w:t>
-            </w:r>
-            <w:r>
-              <w:rPr>
-                <w:rFonts w:cs="Arial"/>
-                <w:sz w:val="20"/>
-                <w:szCs w:val="20"/>
-              </w:rPr>
-            </w:r>
-            <w:r>
-              <w:rPr>
-                <w:rFonts w:cs="Arial"/>
-                <w:sz w:val="20"/>
-                <w:szCs w:val="20"/>
-              </w:rPr>
-            </w:r>
+            <w:r/>
           </w:p>
         </w:tc>
         <w:tc>
@@ -1131,10 +1107,34 @@
               <w:rPr/>
             </w:pPr>
             <w:r>
-              <w:t xml:space="preserve">Datenschutz &amp; Sicherheit.</w:t>
-              <w:br/>
-              <w:t xml:space="preserve">Projektmanagement.</w:t>
+              <w:t xml:space="preserve">Theorieunterricht: Aktive und Passive Netzwerkkomponenten, Router, Switch, Brouter, Port, Hub</w:t>
             </w:r>
+            <w:r/>
+          </w:p>
+          <w:p>
+            <w:pPr>
+              <w:pBdr/>
+              <w:spacing/>
+              <w:ind/>
+              <w:rPr/>
+            </w:pPr>
+            <w:r>
+              <w:t xml:space="preserve">Theorieunterricht DS:VVT nach Art.30 DSGVO Verzeichnis der Verarbeitungstätigkeiten. Rechtsgrundlage Dienstleistungsvertrag.</w:t>
+            </w:r>
+            <w:r/>
+          </w:p>
+          <w:p>
+            <w:pPr>
+              <w:pBdr/>
+              <w:spacing/>
+              <w:ind/>
+              <w:rPr/>
+            </w:pPr>
+            <w:r>
+              <w:t xml:space="preserve">Praxisunterricht: DHCP und DNS Dienste, DHCP Relay agent</w:t>
+            </w:r>
+            <w:r/>
+            <w:r/>
             <w:r/>
           </w:p>
         </w:tc>
@@ -1251,12 +1251,46 @@
               <w:rPr/>
             </w:pPr>
             <w:r>
-              <w:t xml:space="preserve">POP, POP3, Imap, SSH, Telnet, TCP/UDP.</w:t>
-              <w:br/>
-              <w:t xml:space="preserve">Eingabeaufforderung/Powershell.</w:t>
-              <w:br/>
-              <w:t xml:space="preserve">WiSo: Beratung &amp; Angebot.</w:t>
+              <w:t xml:space="preserve">Theorieunterricht DB SQL: Die Normalformen im ÜberblickDie 3-Schichten-Architektur</w:t>
             </w:r>
+            <w:r/>
+          </w:p>
+          <w:p>
+            <w:pPr>
+              <w:pBdr/>
+              <w:spacing/>
+              <w:ind/>
+              <w:rPr/>
+            </w:pPr>
+            <w:r>
+              <w:t xml:space="preserve">Wie eine Datenbank intern aufgebaut ist</w:t>
+            </w:r>
+            <w:r/>
+          </w:p>
+          <w:p>
+            <w:pPr>
+              <w:pBdr/>
+              <w:spacing/>
+              <w:ind/>
+              <w:rPr/>
+            </w:pPr>
+            <w:r>
+              <w:t xml:space="preserve">Theorieunterricht ITT: Debian installieren auf Hyper V und einrichten</w:t>
+            </w:r>
+            <w:r/>
+          </w:p>
+          <w:p>
+            <w:pPr>
+              <w:pBdr/>
+              <w:spacing/>
+              <w:ind/>
+              <w:rPr/>
+            </w:pPr>
+            <w:r>
+              <w:t xml:space="preserve">Theorieunterricht WISO:Key Performance Indicators (KPIs) verstehen und berechnen</w:t>
+            </w:r>
+            <w:r/>
+            <w:r/>
             <w:r/>
           </w:p>
         </w:tc>
@@ -1408,17 +1442,7 @@
               <w:rPr/>
             </w:pPr>
             <w:r>
-              <w:t xml:space="preserve">ITT-Net</w:t>
-              <w:br/>
-              <w:t xml:space="preserve"> - Eingabeaufforderung, arp, ping, ipconfig, tracert </w:t>
-              <w:br/>
-              <w:t xml:space="preserve"> - DNS (Domain Name System)</w:t>
-            </w:r>
-            <w:r>
-              <w:rPr>
-                <w:rFonts w:ascii="Times New Roman" w:hAnsi="Times New Roman" w:eastAsia="Times New Roman" w:cs="Times New Roman"/>
-                <w:sz w:val="24"/>
-              </w:rPr>
+              <w:t xml:space="preserve">Theorieunterricht DB SQL: Die Normalformen im Überblick, Der Primärschlüssel (Primary Key)</w:t>
             </w:r>
             <w:r/>
           </w:p>
@@ -1435,10 +1459,44 @@
               <w:rPr/>
             </w:pPr>
             <w:r>
-              <w:t xml:space="preserve">WiSo</w:t>
-              <w:br/>
-              <w:t xml:space="preserve"> - Projektprüfung und Projektprozess verstehen</w:t>
+              <w:t xml:space="preserve">Theorieunterricht WISO: Prozessmanagement &amp; Prozessanalyse Definition nach (DIN EN ISO 9001)</w:t>
             </w:r>
+            <w:r/>
+          </w:p>
+          <w:p>
+            <w:pPr>
+              <w:pBdr>
+                <w:top w:val="none" w:color="000000" w:sz="4" w:space="0"/>
+                <w:left w:val="none" w:color="000000" w:sz="4" w:space="0"/>
+                <w:bottom w:val="none" w:color="000000" w:sz="4" w:space="0"/>
+                <w:right w:val="none" w:color="000000" w:sz="4" w:space="0"/>
+              </w:pBdr>
+              <w:spacing/>
+              <w:ind w:right="0" w:firstLine="0" w:left="0"/>
+              <w:rPr/>
+            </w:pPr>
+            <w:r>
+              <w:t xml:space="preserve">Praxisunterricht: Supportprozesse IT-Infrastruktur-Betrieb,Datensicherung &amp; Recovery,Lizenzmanagement</w:t>
+            </w:r>
+            <w:r/>
+          </w:p>
+          <w:p>
+            <w:pPr>
+              <w:pBdr>
+                <w:top w:val="none" w:color="000000" w:sz="4" w:space="0"/>
+                <w:left w:val="none" w:color="000000" w:sz="4" w:space="0"/>
+                <w:bottom w:val="none" w:color="000000" w:sz="4" w:space="0"/>
+                <w:right w:val="none" w:color="000000" w:sz="4" w:space="0"/>
+              </w:pBdr>
+              <w:spacing/>
+              <w:ind w:right="0" w:firstLine="0" w:left="0"/>
+              <w:rPr/>
+            </w:pPr>
+            <w:r>
+              <w:t xml:space="preserve">Mitarbeiter-Onboarding</w:t>
+            </w:r>
+            <w:r/>
+            <w:r/>
             <w:r/>
           </w:p>
           <w:p>
@@ -1584,20 +1642,34 @@
               <w:ind/>
               <w:rPr/>
             </w:pPr>
+            <w:r>
+              <w:t xml:space="preserve">Theorieunterricht ITT: Erklärung Spanning tree Protokol, Routing und ARP (Address Resolution Protocol)</w:t>
+            </w:r>
             <w:r/>
+          </w:p>
+          <w:p>
+            <w:pPr>
+              <w:pBdr/>
+              <w:spacing/>
+              <w:ind/>
+              <w:rPr/>
+            </w:pPr>
             <w:r>
-              <w:t xml:space="preserve">Datenschutz</w:t>
-              <w:br/>
-              <w:t xml:space="preserve"> - Anforderung zu Betroffenenrechten</w:t>
-              <w:br/>
-              <w:t xml:space="preserve"> - Recht auf Auskunft</w:t>
-              <w:br/>
-              <w:t xml:space="preserve"> - Rechte auch Berechtigung, Löschung und Einschränkung</w:t>
-              <w:br/>
-              <w:t xml:space="preserve"> - Gründe für eine unverzügliche Löschung</w:t>
-              <w:br/>
-              <w:t xml:space="preserve"> - Wiederruf oder Wiederspruch</w:t>
+              <w:t xml:space="preserve">Theorieunterricht DS:  Zusammenfassung AV Auftragsverarbeitung (Art. 28 DSGVO) Haftung, Verantwortung. Löschkonzept</w:t>
             </w:r>
+            <w:r/>
+          </w:p>
+          <w:p>
+            <w:pPr>
+              <w:pBdr/>
+              <w:spacing/>
+              <w:ind/>
+              <w:rPr/>
+            </w:pPr>
+            <w:r>
+              <w:t xml:space="preserve">Konsultation, Verfügungsst.</w:t>
+            </w:r>
+            <w:r/>
             <w:r/>
             <w:r/>
           </w:p>
